--- a/kurs/kursovaya2/05_Mubodilai-safedho-aminokisluraho-davri-mochavina_Kursi.docx
+++ b/kurs/kursovaya2/05_Mubodilai-safedho-aminokisluraho-davri-mochavina_Kursi.docx
@@ -998,7 +998,7 @@
           <w:i w:val="0"/>
           <w:sz w:val="28"/>
         </w:rPr>
-        <w:t>Сафедҳо чоряки ҳамаи моддаҳои сахти организмро ташкил медиҳанд [1, 250-б.]. Онҳо дар ҳар реаксияи ҳаётии бадан кор мекунанд [1, 250-б.]. Ферментҳо, нақлиётчӣ ҳо ва ҳимоякунандаҳои бадан аз сафед сохта шудаанд [2, 400-б.]. Азоти сафедҳо бошад, аз зарарноки моддаҳо тоза мешавад [3, 720-б.]. Барои ҳамин мубодилаи сафедҳо маркази мубодилаи азот ном дорад [3, 720-б.]. Ин мавзӯъ давоми мантиқии мавзӯъҳои пешин мебошад [1, 250-б.].</w:t>
+        <w:t>Сафедҳо чоряки ҳамаи моддаҳои сахти организмро ташкил медиҳанд [1, 250-б.]. Онҳо дар ҳар реаксияи ҳаётии бадан кор мекунанд [1, 250-б.]. Ферментҳо, нақлиётчиҳо ва ҳимоякунандаҳои бадан аз сафед сохта шудаанд [2, 400-б.]. Азоти сафедҳо бошад, аз зарарноки моддаҳо тоза мешавад [3, 720-б.]. Барои ҳамин мубодилаи сафедҳо маркази мубодилаи азот ном дорад [3, 720-б.]. Ин мавзӯъ давоми мантиқии мавзӯъҳои пешин мебошад [1, 250-б.].</w:t>
       </w:r>
     </w:p>
     <w:p>
@@ -1014,7 +1014,7 @@
           <w:i w:val="0"/>
           <w:sz w:val="28"/>
         </w:rPr>
-        <w:t>Объекти таҳқиқ — мубодилаи азотӣ дар organismи инсон аст [1, 250-б.]. Мавзӯи таҳқиқ — деградатсияи сафедҳо, мубодилаи аминокислотаҳо ва даври мочевина [3, 720-б.]. Таҳқиқ масири азот аз ғиза то мочевинаро пайгузарӣ мекунад [1, 250-б.]. Ин масир нуқтаҳои асосии мубодиларо дар як пайвастагӣ нишон медиҳад [3, 720-б.]. Барои ҳамин интихоби объект мантиқист [1, 250-б.]. Ҳар саволи мубодила аз ҳамин масир оғоз мешавад [3, 720-б.].</w:t>
+        <w:t>Объекти таҳқиқ — мубодилаи азотӣ дар организми инсон аст [1, 250-б.]. Мавзӯи таҳқиқ — деградатсияи сафедҳо, мубодилаи аминокислотаҳо ва даври мочевина [3, 720-б.]. Таҳқиқ масири азот аз ғиза то мочевинаро пайгузарӣ мекунад [1, 250-б.]. Ин масир нуқтаҳои асосии мубодиларо дар як пайвастагӣ нишон медиҳад [3, 720-б.]. Барои ҳамин интихоби объект мантиқист [1, 250-б.]. Ҳар саволи мубодила аз ҳамин масир оғоз мешавад [3, 720-б.].</w:t>
       </w:r>
     </w:p>
     <w:p>
@@ -1836,7 +1836,7 @@
           <w:i w:val="0"/>
           <w:sz w:val="28"/>
         </w:rPr>
-        <w:t>Аминокислотаҳо пеш аз тақсим гурӯҳи аминои худро ҷудо мекунанд [3, 724-б.]. Реаксияи аввал трансаминирование ном дорад [3, 724-б.]. Дар он гурӯҳи амино аз аминокислота ба α-кетокислота мегузарад [3, 724-б.]. Натиҷа аминокислотаи нав ва α-кетокислотаи нав ҳосил мешавад [3, 724-б.]. Реаксия баръакс ҳам мегузарад [3, 724-б.]. Барои ҳамин ин реаксия резонанси мубодилаи азотро месозад [3, 724-б.].</w:t>
+        <w:t>Аминокислотаҳо пеш аз тақсим гурӯҳи аминои худро ҷудо мекунанд [3, 724-б.]. Реаксияи аввал трансаминирование ном дорад [3, 724-б.]. Дар он гурӯҳи амино аз аминокислота ба α-кетокислота мегузарад [3, 724-б.]. Натиҷа аминокислотаи нав ва α-кетокислотаи нав ҳосил мешавад [3, 724-б.]. Реаксия баръакс ҳам мегузарад [3, 724-б.]. Барои ҳамин ин реаксия асоси мубодилаи азотро месозад [3, 724-б.].</w:t>
       </w:r>
     </w:p>
     <w:p>
@@ -1852,7 +1852,7 @@
           <w:i w:val="0"/>
           <w:sz w:val="28"/>
         </w:rPr>
-        <w:t>Коферменти трансаминирование пиридоксалфосфат аст [13, 244-б.]. Ҳамин пайваст шакли фаъоли витамини B6 аст [13, 244-б.]. Он гурӯҳи аминоҳоро дар шакли алимпайваст нигоҳ медорад [13, 244-б.]. Дар нақси витамини B6 мубодилаи азот суст мегардад [13, 244-б.]. Трансаминазаҳо дар ҳамаи бофтаҳо кор мекунанд [13, 244-б.]. Барои ҳамин кофермент ба мубодилаи ҳамаҷониба мутобиқ аст [13, 244-б.].</w:t>
+        <w:t>Коферменти трансаминирование пиридоксалфосфат аст [13, 244-б.]. Ҳамин пайваст шакли фаъоли витамини B6 аст [13, 244-б.]. Он гурӯҳи аминоҳоро дар шакли амидӣ нигоҳ медорад [13, 244-б.]. Дар нақси витамини B6 мубодилаи азот суст мегардад [13, 244-б.]. Трансаминазаҳо дар ҳамаи бофтаҳо кор мекунанд [13, 244-б.]. Барои ҳамин кофермент ба мубодилаи ҳамаҷониба мутобиқ аст [13, 244-б.].</w:t>
       </w:r>
     </w:p>
     <w:p>
@@ -2599,7 +2599,7 @@
           <w:i w:val="0"/>
           <w:sz w:val="28"/>
         </w:rPr>
-        <w:t>Даври мочевина масири асосии бекоркунии азот дар организм аст [7, 2-б.]. Он дар ҷигар мегузарад [7, 2-б.]. Натиҷаи давр молекулаи мочевина мебошад [7, 2-б.]. Мочевина ду атоми азотро нигоҳ медорад [7, 2-б.]. Якум аз аммиак ва дуввум аз аспартат меояд [7, 2-б.]. Барои ҳамин давр ду хориҷро аз организми бадан мекунад [7, 2-б.].</w:t>
+        <w:t>Даври мочевина масири асосии бекоркунии азот дар организм аст [7, 2-б.]. Он дар ҷигар мегузарад [7, 2-б.]. Натиҷаи давр молекулаи мочевина мебошад [7, 2-б.]. Мочевина ду атоми азотро нигоҳ медорад [7, 2-б.]. Якум аз аммиак ва дуввум аз аспартат меояд [7, 2-б.]. Барои ҳамин давр азотро аз организми бадан хориҷ мекунад [7, 2-б.].</w:t>
       </w:r>
     </w:p>
     <w:p>
@@ -3551,7 +3551,7 @@
           <w:i w:val="0"/>
           <w:sz w:val="28"/>
         </w:rPr>
-        <w:t>Фумарати этапи чаҳорум ба даври Кребс медарояд [3, 730-б.]. Дар даври Кребс он то оксалоацетат табдил мешавад [3, 730-б.]. Оксалоацетат бошад, ба аспартат бар мегардад [3, 730-б.]. Ҳамин пайваст даври мочевина ва даври Кребсро пайваст мекунад [3, 730-б.]. Натаиза энергияи сарфшуда қисман бар мегардад [3, 730-б.]. Барои ҳамин ду давр як системаи ягонаро месозанд [3, 730-б.].</w:t>
+        <w:t>Фумарати этапи чаҳорум ба даври Кребс медарояд [3, 730-б.]. Дар даври Кребс он то оксалоацетат табдил мешавад [3, 730-б.]. Оксалоацетат бошад, ба аспартат бар мегардад [3, 730-б.]. Ҳамин пайваст даври мочевина ва даври Кребсро пайваст мекунад [3, 730-б.]. Дар натиҷа энергияи сарфшуда қисман бар мегардад [3, 730-б.]. Барои ҳамин ду давр як системаи ягонаро месозанд [3, 730-б.].</w:t>
       </w:r>
     </w:p>
     <w:p>
@@ -3567,7 +3567,7 @@
           <w:i w:val="0"/>
           <w:sz w:val="28"/>
         </w:rPr>
-        <w:t>Ҳар рӯз организм тақрибан сӣ грамми мочевина месозад [7, 2-б.]. Ин микдор тақрибан понздаҳ грамми азотро нигоҳ медорад [7, 2-б.]. Мочевина ба хун мегузарад ва ба гурда мерасад [7, 2-б.]. Гурда онро ба пешоб мебарад [7, 2-б.]. Барои ҳамин мочевинаи пешоб нишондиҳандаи мубодилаи азот аст [7, 2-б.]. Ин нишондиҳанда дар ташхиси клиникӣ корбурд дорад [8, 440-б.].</w:t>
+        <w:t>Ҳар рӯз организм тақрибан сӣ грамми мочевина месозад [7, 2-б.]. Ин миқдор тақрибан понздаҳ грамми азотро нигоҳ медорад [7, 2-б.]. Мочевина ба хун мегузарад ва ба гурда мерасад [7, 2-б.]. Гурда онро ба пешоб мебарад [7, 2-б.]. Барои ҳамин мочевинаи пешоб нишондиҳандаи мубодилаи азот аст [7, 2-б.]. Ин нишондиҳанда дар ташхиси клиникӣ корбурд дорад [8, 440-б.].</w:t>
       </w:r>
     </w:p>
     <w:p>
@@ -3695,7 +3695,7 @@
           <w:i w:val="0"/>
           <w:sz w:val="28"/>
         </w:rPr>
-        <w:t>Ченкунии бархи азот усули махсус дорад [1, 256-б.]. Азоти пешоб бо усули келдал ваҳл мешиуморад [1, 256-б.]. Азоти хӯрок ҳам аз рӯи ҷадвал ҳисоб мешавад [1, 256-б.]. Сафеда тақрибан шонздаҳ фоизи азот дорад [1, 256-б.]. Барои ҳамин адади азотро ба 6,25 зарб мекунанд [1, 256-б.]. Натиҷа миқдори сафедаи мутаносибро медиҳад [1, 256-б.].</w:t>
+        <w:t>Ченкунии бархи азот усули махсус дорад [1, 256-б.]. Азоти пешоб бо усули Кьелдал меҳисобад [1, 256-б.]. Азоти хӯрок ҳам аз рӯи ҷадвал ҳисоб мешавад [1, 256-б.]. Сафеда тақрибан шонздаҳ фоизи азот дорад [1, 256-б.]. Барои ҳамин рақами азотро ба 6,25 зарб мекунанд [1, 256-б.]. Натиҷа миқдори сафедаи мутаносибро медиҳад [1, 256-б.].</w:t>
       </w:r>
     </w:p>
     <w:p>
@@ -3711,7 +3711,7 @@
           <w:i w:val="0"/>
           <w:sz w:val="28"/>
         </w:rPr>
-        <w:t>Барои ҳисоби амалӣ мисол мегиранд [6, 94-б.]. Донишҷӯи 70 килограммӣ талаботи сафеда дорад [4, 110-б.]. Тавсияи WHO сатҳи бехатарро 0,83 грамм дар ҳар килограмм мегӯяд [4, 110-б.]. Барои 70 килограмм ҳамин адад 58 грамм мешавад [4, 110-б.]. Дар рӯзи санҷиш 92 грамми сафеда истеъмол шуд [6, 94-б.]. Азоти хориҷшуда бошад, мутаносиби 58 грамм буд [6, 94-б.]. Бархи азот дар ҳамин рӯз мусбат мемонад [6, 94-б.].</w:t>
+        <w:t>Барои ҳисоби амалӣ мисол мегиранд [6, 94-б.]. Донишҷӯи 70 килограммӣ талаботи сафеда дорад [4, 110-б.]. Тавсияи WHO сатҳи бехатарро 0,83 грамм дар ҳар килограмм мегӯяд [4, 110-б.]. Барои 70 килограмм ҳамин рақам 58 грамм мешавад [4, 110-б.]. Дар рӯзи санҷиш 92 грамми сафеда истеъмол шуд [6, 94-б.]. Азоти хориҷшуда бошад, мутаносиби 58 грамм буд [6, 94-б.]. Бархи азот дар ҳамин рӯз мусбат мемонад [6, 94-б.].</w:t>
       </w:r>
     </w:p>
     <w:p>
@@ -3743,7 +3743,7 @@
           <w:i w:val="0"/>
           <w:sz w:val="28"/>
         </w:rPr>
-        <w:t>Сифати сафеда низ аҳамият дорад [15, 3-б.]. Сафедаи ҳайвонӣ тамоми аминокислотаҳои ҳатмиро дорад [15, 3-б.]. Сафедаи растаниӣ бошад, баъзан аминокислотаи ҳатмиро кам дорад [15, 3-б.]. Лӯбиё ва ғалла якҷо мутавозинӣ медиҳанд [15, 3-б.]. Ҳамин таркиб барои рациони растании мутавозин асос аст [15, 3-б.]. Барои ҳамин сифат ва микдор якҷо ҳисоб мешаванд [15, 3-б.].</w:t>
+        <w:t>Сифати сафеда низ аҳамият дорад [15, 3-б.]. Сафедаи ҳайвонӣ тамоми аминокислотаҳои ҳатмиро дорад [15, 3-б.]. Сафедаи растаниӣ бошад, баъзан аминокислотаи ҳатмиро кам дорад [15, 3-б.]. Лӯбиё ва ғалла якҷо мутавозинӣ медиҳанд [15, 3-б.]. Ҳамин таркиб барои рациони растании мутавозин асос аст [15, 3-б.]. Барои ҳамин сифат ва миқдор якҷо ҳисоб мешаванд [15, 3-б.].</w:t>
       </w:r>
     </w:p>
     <w:p>
@@ -3759,7 +3759,7 @@
           <w:i w:val="0"/>
           <w:sz w:val="28"/>
         </w:rPr>
-        <w:t>Дар курсҳои таълимии биохимия бархи азот таҷрибаи амалӣ аст [6, 94-б.]. Донишҷӯёни хуни ва пешоби рӯзонаро таҳлил мекунанд [6, 94-б.]. Ҳисоби азот дар дафтари амалӣ гузаронида мешавад [6, 94-б.]. Натиҷа бо меъёрҳо муқоиса мешавад [6, 94-б.]. Ҳамин таҷриба назарияро мушаххас мекунад [6, 94-б.]. Барои ҳамин он дар Банди сешум васеъ мешавад [6, 94-б.].</w:t>
+        <w:t>Дар курсҳои таълимии биохимия бархи азот таҷрибаи амалӣ аст [6, 94-б.]. Донишҷӯён хун ва пешоби рӯзонаро таҳлил мекунанд [6, 94-б.]. Ҳисоби азот дар дафтари амалӣ гузаронида мешавад [6, 94-б.]. Натиҷа бо меъёрҳо муқоиса мешавад [6, 94-б.]. Ҳамин таҷриба назарияро мушаххас мекунад [6, 94-б.]. Барои ҳамин он дар Банди сешум васеъ мешавад [6, 94-б.].</w:t>
       </w:r>
     </w:p>
     <w:p>
@@ -3839,7 +3839,7 @@
           <w:i w:val="0"/>
           <w:sz w:val="28"/>
         </w:rPr>
-        <w:t>Тавсияи IOM ҳудуди васеътар медиҳад [16, 590-б.]. Сафеда аз даҳ то сию панҷ фоизи энергия мемонад [16, 590-б.]. Ҳамин ҳудуд ба гуногуни рацион имкон медиҳад [16, 590-б.]. Барои ҳамин он дар нақшаҳои амалӣ мувофиқ аст [16, 590-б.]. Дар кор ададҳои WHO истифода шуданд [4, 110-б.]. Донишҷӯ фарқи ду тавсияро мебинад [16, 590-б.].</w:t>
+        <w:t>Тавсияи IOM ҳудуди васеътар медиҳад [16, 590-б.]. Сафеда аз даҳ то сию панҷ фоизи энергия мемонад [16, 590-б.]. Ҳамин ҳудуд ба гуногуни рацион имкон медиҳад [16, 590-б.]. Барои ҳамин он дар нақшаҳои амалӣ мувофиқ аст [16, 590-б.]. Дар кор рақамҳои WHO истифода шуданд [4, 110-б.]. Донишҷӯ фарқи ду тавсияро мебинад [16, 590-б.].</w:t>
       </w:r>
     </w:p>
     <w:p>
@@ -4344,7 +4344,7 @@
           <w:i w:val="0"/>
           <w:sz w:val="28"/>
         </w:rPr>
-        <w:t>Дар адабиёт адади мочевинаи рӯзона фарқи хурд дорад [2, 406-б.]. Баъзе манбаъҳо 25 то 30 грамм менависанд [2, 406-б.]. Дар кор миёнаи сӣ грамм гирифта шуд [7, 2-б.]. Дар пешоби таҷрибагарони мутавозин ҳамин адад вомехӯрад [6, 94-б.]. Донишҷӯ фарқро бояд бипешад [17, 342-б.]. Ин фарқ аз рациони сафедӣ вобаста аст [17, 342-б.].</w:t>
+        <w:t>Дар адабиёт рақами мочевинаи рӯзона фарқи хурд дорад [2, 406-б.]. Баъзе манбаъҳо 25 то 30 грамм менависанд [2, 406-б.]. Дар кор миёнаи сӣ грамм гирифта шуд [7, 2-б.]. Дар пешоби таҷрибагарони мутавозин ҳамин рақам вомехӯрад [6, 94-б.]. Донишҷӯ фарқро бояд донад [17, 342-б.]. Ин фарқ аз рациони сафедӣ вобаста аст [17, 342-б.].</w:t>
       </w:r>
     </w:p>
     <w:p>
@@ -4360,7 +4360,7 @@
           <w:i w:val="0"/>
           <w:sz w:val="28"/>
         </w:rPr>
-        <w:t>Меъёрҳои сафеда низ фарқ мешаванд [15, 3-б.]. Тавсияи WHO ба 0,83 грамм дар ҳар килограмм мемонад [4, 110-б.]. Тавсияи IOM бошад, 0,8 граммро медиҳад [16, 589-б.]. Ҳарду аз ҳамин усули метали мутаносиб гирифта шудаанд [16, 589-б.]. Дар кор ададҳои тавсияи байналмилалии WHO гирифта шуданд [4, 110-б.]. Донишҷӯ фарқи онҳоро бояд донад [15, 3-б.].</w:t>
+        <w:t>Меъёрҳои сафеда низ фарқ мешаванд [15, 3-б.]. Тавсияи WHO ба 0,83 грамм дар ҳар килограмм мемонад [4, 110-б.]. Тавсияи IOM бошад, 0,8 граммро медиҳад [16, 589-б.]. Ҳарду аз ҳамин усули метали мутаносиб гирифта шудаанд [16, 589-б.]. Дар кор рақамҳои тавсияи байналмилалии WHO гирифта шуданд [4, 110-б.]. Донишҷӯ фарқи онҳоро бояд донад [15, 3-б.].</w:t>
       </w:r>
     </w:p>
     <w:p>
@@ -4424,7 +4424,7 @@
           <w:i w:val="0"/>
           <w:sz w:val="28"/>
         </w:rPr>
-        <w:t>Муқоисаи услуби ҷадвалӣ низ аҳамият дорад [17, 346-б.]. Китобҳои русӣ ҷадвалҳои муфассал медиҳанд [17, 346-б.]. Китобҳои хориҷӣ бошад, тасвирҳоро пеш мекунанд [17, 346-б.]. Дар кор ҳарду восита якҷо истифода шуд [6, 96-б.]. Ҷадвалҳо ададҳои дақиқро нигоҳ медоранд [6, 96-б.]. Тасвирҳо бошад, пайвасти масирҳоро нишон медиҳанд [6, 96-б.].</w:t>
+        <w:t>Муқоисаи услуби ҷадвалӣ низ аҳамият дорад [17, 346-б.]. Китобҳои русӣ ҷадвалҳои муфассал медиҳанд [17, 346-б.]. Китобҳои хориҷӣ бошад, тасвирҳоро пеш мекунанд [17, 346-б.]. Дар кор ҳарду восита якҷо истифода шуд [6, 96-б.]. Ҷадвалҳо рақамҳои дақиқро нигоҳ медоранд [6, 96-б.]. Тасвирҳо бошад, пайвасти масирҳоро нишон медиҳанд [6, 96-б.].</w:t>
       </w:r>
     </w:p>
     <w:p>
@@ -4852,7 +4852,7 @@
           <w:i w:val="0"/>
           <w:sz w:val="28"/>
         </w:rPr>
-        <w:t>Рӯдаи хом манбаи калонтарини аммиак аст [18, 1-б.]. Бактерияҳои рӯда сафедҳои ғизоӣ ва мочевинаро тақсим мекунанд [18, 1-б.]. Ҳамин реаксия аммиаки бисёр медиҳад [18, 1-б.]. Дар хуни порталӣ адади аммиак аз хуни системавӣ баландтар аст [18, 1-б.]. Ҷигар фарқи калонро табдил ба мочевина мекунад [18, 1-б.]. Барои ҳамин даври мочевина ҳимояи доимии организм аст [18, 1-б.].</w:t>
+        <w:t>Рӯдаи хом манбаи калонтарини аммиак аст [18, 1-б.]. Бактерияҳои рӯда сафедҳои ғизоӣ ва мочевинаро тақсим мекунанд [18, 1-б.]. Ҳамин реаксия аммиаки бисёр медиҳад [18, 1-б.]. Дар хуни порталӣ рақами аммиак аз хуни системавӣ баландтар аст [18, 1-б.]. Ҷигар фарқи калонро табдил ба мочевина мекунад [18, 1-б.]. Барои ҳамин даври мочевина ҳимояи доимии организм аст [18, 1-б.].</w:t>
       </w:r>
     </w:p>
     <w:p>
@@ -4940,7 +4940,7 @@
           <w:i w:val="0"/>
           <w:sz w:val="28"/>
         </w:rPr>
-        <w:t>Дар organism нақлиёти азот ду шакл дорад [2, 404-б.]. Дар нақлиёти дароз глутамин асосӣ аст [2, 404-б.]. Дар нақлиёти мушак ба ҷигар аланин ғолиб [2, 404-б.]. Ҳарду шакл аммиаки озодро кам мекунанд [2, 404-б.]. Барои ҳамин хуни системавӣ аммиаки кам дорад [2, 404-б.]. Дар халали ҷигар ҳамин ҳимоя гум мешавад [2, 404-б.].</w:t>
+        <w:t>Дар организм нақлиёти азот ду шакл дорад [2, 404-б.]. Дар нақлиёти дароз глутамин асосӣ аст [2, 404-б.]. Дар нақлиёти мушак ба ҷигар аланин ғолиб [2, 404-б.]. Ҳарду шакл аммиаки озодро кам мекунанд [2, 404-б.]. Барои ҳамин хуни системавӣ аммиаки кам дорад [2, 404-б.]. Дар халали ҷигар ҳамин ҳимоя гум мешавад [2, 404-б.].</w:t>
       </w:r>
     </w:p>
     <w:p>
@@ -5395,7 +5395,7 @@
                 <w:b w:val="0"/>
                 <w:sz w:val="24"/>
               </w:rPr>
-              <w:t>субстансияи мутассифи азот</w:t>
+              <w:t>парҳези камсафеда</w:t>
             </w:r>
           </w:p>
         </w:tc>
@@ -5477,7 +5477,7 @@
                 <w:b w:val="0"/>
                 <w:sz w:val="24"/>
               </w:rPr>
-              <w:t>муолиҷаи муқовим</w:t>
+              <w:t>муолиҷаи ҷубронӣ</w:t>
             </w:r>
           </w:p>
         </w:tc>
@@ -5523,7 +5523,7 @@
           <w:i w:val="0"/>
           <w:sz w:val="28"/>
         </w:rPr>
-        <w:t>Дар вазъҳои вазнини ҷигарӣ парҳез ҳам муҳим аст [18, 1-б.]. Камкунии сахти сафеда бошад, мутаносиб нест [18, 1-б.]. Сафедаи рӯзаи хӯрок ҳимояи мушакҳоро нигоҳ медорад [18, 1-б.]. Ҳамон манбаи сафедаи растаниӣ беҳтар мемонад [18, 1-б.]. Барои ҳамин парҳезро табиб танзим мекунад [18, 1-б.]. Ин қоида дар Банди сешум такрор мешавад [18, 1-б.].</w:t>
+        <w:t>Дар вазъҳои вазнини ҷигарӣ парҳез ҳам муҳим аст [18, 1-б.]. Камкунии сахти сафеда бошад, мутаносиб нест [18, 1-б.]. Сафедаи рӯзаи хӯрок ҳимояи мушакҳоро нигоҳ медорад [18, 1-б.]. Сафедаи растаниӣ беҳтар мемонад [18, 1-б.]. Барои ҳамин парҳезро табиб танзим мекунад [18, 1-б.]. Ин қоида дар Банди сешум такрор мешавад [18, 1-б.].</w:t>
       </w:r>
     </w:p>
     <w:p>
@@ -6404,7 +6404,7 @@
                 <w:b/>
                 <w:sz w:val="24"/>
               </w:rPr>
-              <w:t>Ҳудуди кофӣ</w:t>
+              <w:t>Ҳудуди меъёрӣ</w:t>
             </w:r>
           </w:p>
         </w:tc>
@@ -6843,7 +6843,7 @@
           <w:i w:val="0"/>
           <w:sz w:val="28"/>
         </w:rPr>
-        <w:t>Ченкунии аммиак қоидаҳои махсус дорад [18, 1-б.]. Намуна бояд дар ях ва бе хаво гирифта шавад [18, 1-б.]. Ташҳир дар набордавӣ ададро баланд мекунад [18, 1-б.]. Тӯбнок дар санҷиши яксоата натиҷа медиҳад [18, 1-б.]. Дар вазъи дигар аммиак чен намешавад [18, 1-б.]. Барои ҳамин табиб онро тамоми беморон таъин намекунад [18, 1-б.].</w:t>
+        <w:t>Ченкунии аммиак қоидаҳои махсус дорад [18, 1-б.]. Намуна бояд дар ях ва бе хаво гирифта шавад [18, 1-б.]. Нигоҳдории гарм рақамро баланд мекунад [18, 1-б.]. Санҷиши яксоата натиҷаи дақиқ медиҳад [18, 1-б.]. Дар вазъи дигар аммиак чен намешавад [18, 1-б.]. Барои ҳамин табиб онро тамоми беморон таъин намекунад [18, 1-б.].</w:t>
       </w:r>
     </w:p>
     <w:p>
@@ -6859,7 +6859,7 @@
           <w:i w:val="0"/>
           <w:sz w:val="28"/>
         </w:rPr>
-        <w:t>Трансаминазаҳо дар таҳлили ҷигар ҳамроҳ мешаванд [8, 440-б.]. ALT ба ҳуҷайраҳои ҷигарӣ хосият дорад [8, 440-б.]. AST бошад, дар мушаки дил ҳам ҷой дорад [8, 440-б.]. Дар осеби ҷигарӣ ҳарду баланд мешаванд [8, 440-б.]. Нисбати онҳо сабаби вазърӯ баҳо медиҳад [8, 440-б.]. Барои ҳамин ҳарду ҳамроҳ чен мешаванд [8, 440-б.].</w:t>
+        <w:t>Трансаминазаҳо дар таҳлили ҷигар ҳамроҳ мешаванд [8, 440-б.]. ALT ба ҳуҷайраҳои ҷигарӣ хосият дорад [8, 440-б.]. AST бошад, дар мушаки дил ҳам ҷой дорад [8, 440-б.]. Дар осеби ҷигарӣ ҳарду баланд мешаванд [8, 440-б.]. Нисбати онҳо сабаби халалро баҳо медиҳад [8, 440-б.]. Барои ҳамин ҳарду ҳамроҳ чен мешаванд [8, 440-б.].</w:t>
       </w:r>
     </w:p>
     <w:p>
@@ -7445,7 +7445,7 @@
           <w:i w:val="0"/>
           <w:sz w:val="28"/>
         </w:rPr>
-        <w:t>Итҳифози сафедаи изофа ҳам аҳамият дорад [16, 600-б.]. Сафедаи изофа бо гурда вайрон мешавад [16, 600-б.]. Дар беморони осеби гурда меъёри сафеда кам мешавад [16, 600-б.]. Табиб меъёрро ба вазъи гурда мутобиқ месозад [16, 600-б.]. Барои ҳамин худмуолиҷа бо парҳези серсафед манъ аст [16, 600-б.]. Ин қоида дар тавсияҳои клиникӣ мемонад [16, 600-б.].</w:t>
+        <w:t>Масъалаи сафедаи изофа ҳам аҳамият дорад [16, 600-б.]. Сафедаи изофа дар гурда таҷзия мешавад [16, 600-б.]. Дар беморони осеби гурда меъёри сафеда кам мешавад [16, 600-б.]. Табиб меъёрро ба вазъи гурда мутобиқ месозад [16, 600-б.]. Барои ҳамин худмуолиҷа бо парҳези серсафед манъ аст [16, 600-б.]. Ин қоида дар тавсияҳои клиникӣ мемонад [16, 600-б.].</w:t>
       </w:r>
     </w:p>
     <w:p>
@@ -7461,7 +7461,7 @@
           <w:i w:val="0"/>
           <w:sz w:val="28"/>
         </w:rPr>
-        <w:t>Ҳангоми беморӣ талаботи сафеда тағйир мешавад [2, 406-б.]. Дар вазъи вазнини ҷигарӣ камкарбогидрат намешавад [18, 1-б.]. Сафедаи хӯроки рӯза нигоҳ медорад [18, 1-б.]. Дар баъди ҷарроҳӣ талоб баланд мегардад [2, 406-б.]. Барои ҳамин ғизаи беморхонаӣ нақшаи махсус дорад [2, 406-б.]. Ин қоида дар курсҳои клиникӣ такрор мешавад [10, 112-б.].</w:t>
+        <w:t>Ҳангоми беморӣ талаботи сафеда тағйир мешавад [2, 406-б.]. Дар вазъи вазнини ҷигарӣ маҳдудкунии сахти карбогидрат нодуруст аст [18, 1-б.]. Сафедаи хӯроки рӯза нигоҳ медорад [18, 1-б.]. Дар баъди ҷарроҳӣ талоб баланд мегардад [2, 406-б.]. Барои ҳамин ғизаи беморхонаӣ нақшаи махсус дорад [2, 406-б.]. Ин қоида дар курсҳои клиникӣ такрор мешавад [10, 112-б.].</w:t>
       </w:r>
     </w:p>
     <w:p>
@@ -7493,7 +7493,7 @@
           <w:i w:val="0"/>
           <w:sz w:val="28"/>
         </w:rPr>
-        <w:t>Дар мавсимҳо манбаъҳои сафеда фарқ мекунанд [11, 95-б.]. Дар тобистон мева ва сабзавот афзуда мешаванд [11, 95-б.]. Дар зимистон лӯбиё ва ширинии ширӣ кор мекунанд [11, 95-б.]. Моҳии яхкарда дар тамоми сол дастрас аст [11, 95-б.]. Барои ҳамин нақшаи ҳар мавсим мутаносиб мешавад [11, 95-б.]. Ин масъала дар банди оянда такрор мешавад [11, 95-б.].</w:t>
+        <w:t>Дар мавсимҳо манбаъҳои сафеда фарқ мекунанд [11, 95-б.]. Дар тобистон мева ва сабзавот афзуда мешаванд [11, 95-б.]. Дар зимистон лӯбиё ва ширию ширинӣ кор мекунанд [11, 95-б.]. Моҳии яхкарда дар тамоми сол дастрас аст [11, 95-б.]. Барои ҳамин нақшаи ҳар мавсим мутаносиб мешавад [11, 95-б.]. Ин масъала дар банди оянда такрор мешавад [11, 95-б.].</w:t>
       </w:r>
     </w:p>
     <w:p>
@@ -7509,7 +7509,7 @@
           <w:i w:val="0"/>
           <w:sz w:val="28"/>
         </w:rPr>
-        <w:t>Сифати сафеда бо ададҳои махсус баҳо мешавад [15, 4-б.]. Усули PDCAAS ҳазмшавӣ ва таркиби аминокислотаҳоро мебарад [15, 4-б.]. Сафедаи тухм ва шир адади баланд доранд [15, 4-б.]. Таркиби ғалла ва лӯбиё бошад, ҳамдигарро пур мекунанд [15, 4-б.]. Барои ҳамин сифат бо микдор якҷо ҳисоб мешавад [15, 4-б.]. Ин усул дар тавсияҳои аврупоӣ истифода мешавад [15, 4-б.].</w:t>
+        <w:t>Сифати сафеда бо рақамҳои махсус баҳо мешавад [15, 4-б.]. Усули PDCAAS ҳазмшавӣ ва таркиби аминокислотаҳоро мебарад [15, 4-б.]. Сафедаи тухм ва шир рақами баланд доранд [15, 4-б.]. Таркиби ғалла ва лӯбиё бошад, ҳамдигарро пур мекунанд [15, 4-б.]. Барои ҳамин сифат бо миқдор якҷо ҳисоб мешавад [15, 4-б.]. Ин усул дар тавсияҳои аврупоӣ истифода мешавад [15, 4-б.].</w:t>
       </w:r>
     </w:p>
     <w:p>
@@ -7525,7 +7525,7 @@
           <w:i w:val="0"/>
           <w:sz w:val="28"/>
         </w:rPr>
-        <w:t>Манбаъҳои маҳаллӣ дар нақша ҷой доранд [6, 99-б.]. Лӯбиёи минтақавӣ арзон ва фаровон аст [6, 99-б.]. Моҳии дарё дар бозорҳои вилоят мефурӯшанд [6, 99-б.]. Шир ва ширинии ширӣ аз хоҷагиҳои наздик меояд [6, 99-б.]. Барои ҳамин нақша ба шароити минтақа мутобиқ аст [6, 99-б.]. Ин дастрасӣ иҷрошавандаро баланд мебарад [6, 99-б.].</w:t>
+        <w:t>Манбаъҳои маҳаллӣ дар нақша ҷой доранд [6, 99-б.]. Лӯбиёи минтақавӣ арзон ва фаровон аст [6, 99-б.]. Моҳии дарё дар бозорҳои вилоят мефурӯшанд [6, 99-б.]. Шир ва ширинӣ аз хоҷагиҳои наздик меояд [6, 99-б.]. Барои ҳамин нақша ба шароити минтақа мутобиқ аст [6, 99-б.]. Ин дастрасӣ иҷрошавандаро баланд мебарад [6, 99-б.].</w:t>
       </w:r>
     </w:p>
     <w:p>
@@ -8663,7 +8663,7 @@
           <w:i w:val="0"/>
           <w:sz w:val="28"/>
         </w:rPr>
-        <w:t>Модель дар мавсимҳо мутаносиб мешавад [11, 95-б.]. Дар зимистон лӯбиё ва гӯшти хукбандии сабук ба ҳисоб мегиранд [11, 95-б.]. Дар тобистон моҳии тоза ва ширинии ширӣ афзуда мешаванд [11, 95-б.]. Ҳамаи манбаъҳо дар Ҷадвали A.1 ҷой доранд [6, 100-б.]. Барои ҳамин меъёри 58 грамм дар ҳама мавсимҳо дастрас аст [6, 100-б.]. Ҳамин устуворӣ асоси моделист [6, 100-б.].</w:t>
+        <w:t>Модель дар мавсимҳо мутаносиб мешавад [11, 95-б.]. Дар зимистон лӯбиё ва гӯшти хукбандии сабук ба ҳисоб мегиранд [11, 95-б.]. Дар тобистон моҳии тоза ва маҳсулоти ширӣ афзуда мешаванд [11, 95-б.]. Ҳамаи манбаъҳо дар Ҷадвали A.1 ҷой доранд [6, 100-б.]. Барои ҳамин меъёри 58 грамм дар ҳама мавсимҳо дастрас аст [6, 100-б.]. Ҳамин устуворӣ асоси моделист [6, 100-б.].</w:t>
       </w:r>
     </w:p>
     <w:p>
@@ -8752,7 +8752,7 @@
           <w:i w:val="0"/>
           <w:sz w:val="28"/>
         </w:rPr>
-        <w:t>Натиҷаи рақамии модели равшан аст [6, 100-б.]. Ҷамъи сафеда аз 76 то 57 грамм расид [6, 100-б.]. Фоизи меъёр аз 131 то 98 гузашт [6, 100-б.]. Сафедаи ҳайвонӣ аз 60 то 45 фоиз поён омад [6, 100-б.]. Ҳамин ададҳо фоидаи тадбирро дақиқ мекунанд [6, 100-б.]. Ҳамин маҷмӯа барои машғулиятҳои амалӣ корбурд дорад [6, 100-б.].</w:t>
+        <w:t>Натиҷаи рақамии модели равшан аст [6, 100-б.]. Ҷамъи сафеда аз 76 то 57 грамм расид [6, 100-б.]. Фоизи меъёр аз 131 то 98 гузашт [6, 100-б.]. Сафедаи ҳайвонӣ аз 60 то 45 фоиз поён омад [6, 100-б.]. Ҳамин рақамҳо фоидаи тадбирро дақиқ мекунанд [6, 100-б.]. Ҳамин маҷмӯа барои машғулиятҳои амалӣ корбурд дорад [6, 100-б.].</w:t>
       </w:r>
     </w:p>
     <w:p>
@@ -9250,7 +9250,7 @@
           <w:i w:val="0"/>
           <w:sz w:val="28"/>
         </w:rPr>
-        <w:t>Ҷадвали зер маҳсулотҳои маъмули минтақаро бо микдори сафеда овардааст [15, 3-б.]. Ададҳо барои порсияҳои маъмулӣ мебошанд [15, 3-б.]. Ҷадвал барои ҳисоби рӯзона истифода мешавад [6, 100-б.].</w:t>
+        <w:t>Ҷадвали зер маҳсулотҳои маъмули минтақаро бо миқдори сафеда овардааст [15, 3-б.]. Ададҳо барои порсияҳои маъмулӣ мебошанд [15, 3-б.]. Ҷадвал барои ҳисоби рӯзона истифода мешавад [6, 100-б.].</w:t>
       </w:r>
     </w:p>
     <w:p>
@@ -9869,7 +9869,7 @@
           <w:i w:val="0"/>
           <w:sz w:val="28"/>
         </w:rPr>
-        <w:t>Ҳангоми ҳисоб ададҳои ҷадвал ҷамъ мешаванд [6, 100-б.]. Ҷамъ бо меъёри 58 грамм муқоиса мешавад [4, 110-б.]. Натиҷа фоизи қонеъгӯиро медиҳад [6, 100-б.]. Ҷадвалро ҳар донишҷӯ метавонад истифода барад [6, 100-б.]. Ҷадвал баҳои ниҳоии ҳар ҳафтаро медиҳад [6, 100-б.].</w:t>
+        <w:t>Ҳангоми ҳисоб рақамҳои ҷадвал ҷамъ мешаванд [6, 100-б.]. Ҷамъ бо меъёри 58 грамм муқоиса мешавад [4, 110-б.]. Натиҷа фоизи қонеъгӯиро медиҳад [6, 100-б.]. Ҷадвалро ҳар донишҷӯ метавонад истифода барад [6, 100-б.]. Ҷадвал баҳои ниҳоии ҳар ҳафтаро медиҳад [6, 100-б.].</w:t>
       </w:r>
     </w:p>
     <w:p>
